--- a/머신러닝-데이터분석-기초/판다스와_데이터시각화_학습지.docx
+++ b/머신러닝-데이터분석-기초/판다스와_데이터시각화_학습지.docx
@@ -3626,460 +3626,6 @@
         </w:tc>
       </w:tr>
     </w:tbl>
-    <w:p>
-      <w:r>
-        <w:br w:type="page"/>
-      </w:r>
-    </w:p>
-    <w:p>
-      <w:pPr>
-        <w:pStyle w:val="Heading1"/>
-      </w:pPr>
-      <w:r>
-        <w:t xml:space="preserve">6. 확인 퀴즈</w:t>
-      </w:r>
-    </w:p>
-    <w:p>
-      <w:pPr>
-        <w:spacing w:after="120" w:line="276"/>
-      </w:pPr>
-      <w:r>
-        <w:t xml:space="preserve">총 10문항. 풀어본 뒤 다음 페이지 정답으로 채점하세요.</w:t>
-      </w:r>
-    </w:p>
-    <w:p>
-      <w:pPr>
-        <w:pStyle w:val="ListParagraph"/>
-        <w:numPr>
-          <w:ilvl w:val="0"/>
-          <w:numId w:val="3"/>
-        </w:numPr>
-        <w:spacing w:after="80" w:line="264"/>
-      </w:pPr>
-      <w:r>
-        <w:t xml:space="preserve">판다스의 두 핵심 자료구조 Series와 DataFrame은 각각 몇 차원인가?</w:t>
-      </w:r>
-    </w:p>
-    <w:p>
-      <w:pPr>
-        <w:pStyle w:val="ListParagraph"/>
-        <w:numPr>
-          <w:ilvl w:val="0"/>
-          <w:numId w:val="3"/>
-        </w:numPr>
-        <w:spacing w:after="80" w:line="264"/>
-      </w:pPr>
-      <w:r>
-        <w:t xml:space="preserve">df["age"] 와 df[["age"]] 는 각각 어떤 타입(Series/DataFrame)을 반환하는가?</w:t>
-      </w:r>
-    </w:p>
-    <w:p>
-      <w:pPr>
-        <w:pStyle w:val="ListParagraph"/>
-        <w:numPr>
-          <w:ilvl w:val="0"/>
-          <w:numId w:val="3"/>
-        </w:numPr>
-        <w:spacing w:after="80" w:line="264"/>
-      </w:pPr>
-      <w:r>
-        <w:t xml:space="preserve">데이터를 불러온 직후 결측치·타입·메모리를 종합적으로 보려면 어떤 메서드를 쓰는가?</w:t>
-      </w:r>
-    </w:p>
-    <w:p>
-      <w:pPr>
-        <w:pStyle w:val="ListParagraph"/>
-        <w:numPr>
-          <w:ilvl w:val="0"/>
-          <w:numId w:val="3"/>
-        </w:numPr>
-        <w:spacing w:after="80" w:line="264"/>
-      </w:pPr>
-      <w:r>
-        <w:t xml:space="preserve">df.shape 뒤에는 왜 괄호를 붙이지 않는가?</w:t>
-      </w:r>
-    </w:p>
-    <w:p>
-      <w:pPr>
-        <w:pStyle w:val="ListParagraph"/>
-        <w:numPr>
-          <w:ilvl w:val="0"/>
-          <w:numId w:val="3"/>
-        </w:numPr>
-        <w:spacing w:after="80" w:line="264"/>
-      </w:pPr>
-      <w:r>
-        <w:t xml:space="preserve">loc 와 iloc 의 가장 큰 차이를 한 문장으로 설명하시오.</w:t>
-      </w:r>
-    </w:p>
-    <w:p>
-      <w:pPr>
-        <w:pStyle w:val="ListParagraph"/>
-        <w:numPr>
-          <w:ilvl w:val="0"/>
-          <w:numId w:val="3"/>
-        </w:numPr>
-        <w:spacing w:after="80" w:line="264"/>
-      </w:pPr>
-      <w:r>
-        <w:t xml:space="preserve">titanic[titanic["Age"] &gt; 35] 에서 대괄호 안의 titanic["Age"] &gt; 35 는 무엇인가?</w:t>
-      </w:r>
-    </w:p>
-    <w:p>
-      <w:pPr>
-        <w:pStyle w:val="ListParagraph"/>
-        <w:numPr>
-          <w:ilvl w:val="0"/>
-          <w:numId w:val="3"/>
-        </w:numPr>
-        <w:spacing w:after="80" w:line="264"/>
-      </w:pPr>
-      <w:r>
-        <w:t xml:space="preserve">판다스에서 '2등급 또는 3등급'을 필터링할 때 파이썬 or 대신 무엇을 쓰며, 각 조건은 무엇으로 감싸는가?</w:t>
-      </w:r>
-    </w:p>
-    <w:p>
-      <w:pPr>
-        <w:pStyle w:val="ListParagraph"/>
-        <w:numPr>
-          <w:ilvl w:val="0"/>
-          <w:numId w:val="3"/>
-        </w:numPr>
-        <w:spacing w:after="80" w:line="264"/>
-      </w:pPr>
-      <w:r>
-        <w:t xml:space="preserve">결측치가 아닌(값이 있는) 행만 남기는 메서드는?</w:t>
-      </w:r>
-    </w:p>
-    <w:p>
-      <w:pPr>
-        <w:pStyle w:val="ListParagraph"/>
-        <w:numPr>
-          <w:ilvl w:val="0"/>
-          <w:numId w:val="3"/>
-        </w:numPr>
-        <w:spacing w:after="80" w:line="264"/>
-      </w:pPr>
-      <w:r>
-        <w:t xml:space="preserve">df.plot() 에서 막대그래프를 그리려면 어떤 인자를 주는가?</w:t>
-      </w:r>
-    </w:p>
-    <w:p>
-      <w:pPr>
-        <w:pStyle w:val="ListParagraph"/>
-        <w:numPr>
-          <w:ilvl w:val="0"/>
-          <w:numId w:val="3"/>
-        </w:numPr>
-        <w:spacing w:after="80" w:line="264"/>
-      </w:pPr>
-      <w:r>
-        <w:t xml:space="preserve">그래프의 x축에 '날짜' 열을 쓰려면 그리기 전에 무엇을 해야 하는가?</w:t>
-      </w:r>
-    </w:p>
-    <w:p>
-      <w:r>
-        <w:br w:type="page"/>
-      </w:r>
-    </w:p>
-    <w:p>
-      <w:pPr>
-        <w:pStyle w:val="Heading1"/>
-      </w:pPr>
-      <w:r>
-        <w:t xml:space="preserve">정답 및 해설</w:t>
-      </w:r>
-    </w:p>
-    <w:p>
-      <w:pPr>
-        <w:shd w:fill="E2EFDA" w:val="clear"/>
-        <w:spacing w:after="100" w:line="264"/>
-      </w:pPr>
-      <w:r>
-        <w:rPr>
-          <w:b/>
-          <w:bCs/>
-          <w:color w:val="375623"/>
-        </w:rPr>
-        <w:t xml:space="preserve">1. </w:t>
-      </w:r>
-      <w:r>
-        <w:t xml:space="preserve">Series = </w:t>
-      </w:r>
-      <w:r>
-        <w:rPr>
-          <w:b/>
-          <w:bCs/>
-        </w:rPr>
-        <w:t xml:space="preserve">1차원</w:t>
-      </w:r>
-      <w:r>
-        <w:t xml:space="preserve">, DataFrame = </w:t>
-      </w:r>
-      <w:r>
-        <w:rPr>
-          <w:b/>
-          <w:bCs/>
-        </w:rPr>
-        <w:t xml:space="preserve">2차원</w:t>
-      </w:r>
-      <w:r>
-        <w:t xml:space="preserve">. (DataFrame의 한 열이 Series)</w:t>
-      </w:r>
-    </w:p>
-    <w:p>
-      <w:pPr>
-        <w:shd w:fill="E2EFDA" w:val="clear"/>
-        <w:spacing w:after="100" w:line="264"/>
-      </w:pPr>
-      <w:r>
-        <w:rPr>
-          <w:b/>
-          <w:bCs/>
-          <w:color w:val="375623"/>
-        </w:rPr>
-        <w:t xml:space="preserve">2. </w:t>
-      </w:r>
-      <w:r>
-        <w:t xml:space="preserve">df["age"] → </w:t>
-      </w:r>
-      <w:r>
-        <w:rPr>
-          <w:b/>
-          <w:bCs/>
-        </w:rPr>
-        <w:t xml:space="preserve">Series</w:t>
-      </w:r>
-      <w:r>
-        <w:t xml:space="preserve">, df[["age"]] → </w:t>
-      </w:r>
-      <w:r>
-        <w:rPr>
-          <w:b/>
-          <w:bCs/>
-        </w:rPr>
-        <w:t xml:space="preserve">DataFrame</w:t>
-      </w:r>
-      <w:r>
-        <w:t xml:space="preserve"> (대괄호 2개는 열 리스트).</w:t>
-      </w:r>
-    </w:p>
-    <w:p>
-      <w:pPr>
-        <w:shd w:fill="E2EFDA" w:val="clear"/>
-        <w:spacing w:after="100" w:line="264"/>
-      </w:pPr>
-      <w:r>
-        <w:rPr>
-          <w:b/>
-          <w:bCs/>
-          <w:color w:val="375623"/>
-        </w:rPr>
-        <w:t xml:space="preserve">3. </w:t>
-      </w:r>
-      <w:r>
-        <w:rPr>
-          <w:b/>
-          <w:bCs/>
-        </w:rPr>
-        <w:t xml:space="preserve">info()</w:t>
-      </w:r>
-      <w:r>
-        <w:t xml:space="preserve">.</w:t>
-      </w:r>
-    </w:p>
-    <w:p>
-      <w:pPr>
-        <w:shd w:fill="E2EFDA" w:val="clear"/>
-        <w:spacing w:after="100" w:line="264"/>
-      </w:pPr>
-      <w:r>
-        <w:rPr>
-          <w:b/>
-          <w:bCs/>
-          <w:color w:val="375623"/>
-        </w:rPr>
-        <w:t xml:space="preserve">4. </w:t>
-      </w:r>
-      <w:r>
-        <w:rPr>
-          <w:b/>
-          <w:bCs/>
-        </w:rPr>
-        <w:t xml:space="preserve">shape 는 메서드가 아니라 속성</w:t>
-      </w:r>
-      <w:r>
-        <w:t xml:space="preserve">이기 때문. (head()·info()는 메서드라 괄호 필요)</w:t>
-      </w:r>
-    </w:p>
-    <w:p>
-      <w:pPr>
-        <w:shd w:fill="E2EFDA" w:val="clear"/>
-        <w:spacing w:after="100" w:line="264"/>
-      </w:pPr>
-      <w:r>
-        <w:rPr>
-          <w:b/>
-          <w:bCs/>
-          <w:color w:val="375623"/>
-        </w:rPr>
-        <w:t xml:space="preserve">5. </w:t>
-      </w:r>
-      <w:r>
-        <w:rPr>
-          <w:b/>
-          <w:bCs/>
-        </w:rPr>
-        <w:t xml:space="preserve">loc는 이름(라벨) 기반, iloc는 위치(번호) 기반</w:t>
-      </w:r>
-      <w:r>
-        <w:t xml:space="preserve">. 또한 loc는 끝 라벨 포함, iloc는 끝 번호 미포함.</w:t>
-      </w:r>
-    </w:p>
-    <w:p>
-      <w:pPr>
-        <w:shd w:fill="E2EFDA" w:val="clear"/>
-        <w:spacing w:after="100" w:line="264"/>
-      </w:pPr>
-      <w:r>
-        <w:rPr>
-          <w:b/>
-          <w:bCs/>
-          <w:color w:val="375623"/>
-        </w:rPr>
-        <w:t xml:space="preserve">6. </w:t>
-      </w:r>
-      <w:r>
-        <w:t xml:space="preserve">각 행의 조건 충족 여부를 담은 </w:t>
-      </w:r>
-      <w:r>
-        <w:rPr>
-          <w:b/>
-          <w:bCs/>
-        </w:rPr>
-        <w:t xml:space="preserve">True/False Series(조건 마스크)</w:t>
-      </w:r>
-      <w:r>
-        <w:t xml:space="preserve">. True인 행만 선택된다.</w:t>
-      </w:r>
-    </w:p>
-    <w:p>
-      <w:pPr>
-        <w:shd w:fill="E2EFDA" w:val="clear"/>
-        <w:spacing w:after="100" w:line="264"/>
-      </w:pPr>
-      <w:r>
-        <w:rPr>
-          <w:b/>
-          <w:bCs/>
-          <w:color w:val="375623"/>
-        </w:rPr>
-        <w:t xml:space="preserve">7. </w:t>
-      </w:r>
-      <w:r>
-        <w:t xml:space="preserve">or 대신 </w:t>
-      </w:r>
-      <w:r>
-        <w:rPr>
-          <w:b/>
-          <w:bCs/>
-        </w:rPr>
-        <w:t xml:space="preserve">| (파이프)</w:t>
-      </w:r>
-      <w:r>
-        <w:t xml:space="preserve">, and 대신 &amp;. 각 조건은 </w:t>
-      </w:r>
-      <w:r>
-        <w:rPr>
-          <w:b/>
-          <w:bCs/>
-        </w:rPr>
-        <w:t xml:space="preserve">소괄호 ( )로 감싼다</w:t>
-      </w:r>
-      <w:r>
-        <w:t xml:space="preserve">.</w:t>
-      </w:r>
-    </w:p>
-    <w:p>
-      <w:pPr>
-        <w:shd w:fill="E2EFDA" w:val="clear"/>
-        <w:spacing w:after="100" w:line="264"/>
-      </w:pPr>
-      <w:r>
-        <w:rPr>
-          <w:b/>
-          <w:bCs/>
-          <w:color w:val="375623"/>
-        </w:rPr>
-        <w:t xml:space="preserve">8. </w:t>
-      </w:r>
-      <w:r>
-        <w:rPr>
-          <w:b/>
-          <w:bCs/>
-        </w:rPr>
-        <w:t xml:space="preserve">notna()</w:t>
-      </w:r>
-      <w:r>
-        <w:t xml:space="preserve">. (반대는 isna())</w:t>
-      </w:r>
-    </w:p>
-    <w:p>
-      <w:pPr>
-        <w:shd w:fill="E2EFDA" w:val="clear"/>
-        <w:spacing w:after="100" w:line="264"/>
-      </w:pPr>
-      <w:r>
-        <w:rPr>
-          <w:b/>
-          <w:bCs/>
-          <w:color w:val="375623"/>
-        </w:rPr>
-        <w:t xml:space="preserve">9. </w:t>
-      </w:r>
-      <w:r>
-        <w:rPr>
-          <w:b/>
-          <w:bCs/>
-        </w:rPr>
-        <w:t xml:space="preserve">kind="bar"</w:t>
-      </w:r>
-      <w:r>
-        <w:t xml:space="preserve"> (df.plot(kind="bar")).</w:t>
-      </w:r>
-    </w:p>
-    <w:p>
-      <w:pPr>
-        <w:shd w:fill="E2EFDA" w:val="clear"/>
-        <w:spacing w:after="100" w:line="264"/>
-      </w:pPr>
-      <w:r>
-        <w:rPr>
-          <w:b/>
-          <w:bCs/>
-          <w:color w:val="375623"/>
-        </w:rPr>
-        <w:t xml:space="preserve">10. </w:t>
-      </w:r>
-      <w:r>
-        <w:rPr>
-          <w:b/>
-          <w:bCs/>
-        </w:rPr>
-        <w:t xml:space="preserve">set_index("날짜")</w:t>
-      </w:r>
-      <w:r>
-        <w:t xml:space="preserve"> 로 '날짜' 열을 인덱스로 지정한다. (안 하면 x축이 0,1,2…)</w:t>
-      </w:r>
-    </w:p>
-    <w:p>
-      <w:pPr>
-        <w:spacing w:after="60"/>
-      </w:pPr>
-      <w:r>
-        <w:t xml:space="preserve"/>
-      </w:r>
-    </w:p>
     <w:tbl>
       <w:tblPr>
         <w:tblW w:type="dxa" w:w="9360"/>
